--- a/templates/surat_tugas.docx
+++ b/templates/surat_tugas.docx
@@ -346,7 +346,7 @@
         <w:rPr>
           <w:rFonts w:ascii="Bookman Old Style" w:hAnsi="Bookman Old Style" w:cs="Arial"/>
         </w:rPr>
-        <w:t xml:space="preserve">${nomor_surat}</w:t>
+        <w:t xml:space="preserve">${nomor_lengkap}</w:t>
       </w:r>
       <w:r>
         <w:rPr>

--- a/templates/surat_tugas.docx
+++ b/templates/surat_tugas.docx
@@ -346,7 +346,7 @@
         <w:rPr>
           <w:rFonts w:ascii="Bookman Old Style" w:hAnsi="Bookman Old Style" w:cs="Arial"/>
         </w:rPr>
-        <w:t xml:space="preserve">${nomor_lengkap}</w:t>
+        <w:t xml:space="preserve">${nomor_lengkap_ttd}</w:t>
       </w:r>
       <w:r>
         <w:rPr>
@@ -1284,74 +1284,47 @@
     </w:p>
     <w:p>
       <w:pPr>
-        <w:tabs>
-          <w:tab w:val="left" w:pos="960"/>
-          <w:tab w:val="left" w:pos="1080"/>
-        </w:tabs>
-        <w:ind w:left="1080" w:firstLine="4319"/>
+        <w:ind w:left="2880" w:firstLine="720"/>
         <w:rPr>
           <w:rFonts w:ascii="Bookman Old Style" w:hAnsi="Bookman Old Style" w:cs="Arial"/>
-          <w:lang w:val="en-ID"/>
         </w:rPr>
       </w:pPr>
       <w:r>
         <w:rPr>
           <w:rFonts w:ascii="Bookman Old Style" w:hAnsi="Bookman Old Style" w:cs="Arial"/>
-          <w:noProof/>
         </w:rPr>
-        <w:drawing>
-          <wp:anchor distT="0" distB="0" distL="114300" distR="114300" simplePos="0" relativeHeight="251662848" behindDoc="0" locked="0" layoutInCell="1" allowOverlap="1" wp14:anchorId="6612756F" wp14:editId="570AFD5F">
-            <wp:simplePos x="0" y="0"/>
-            <wp:positionH relativeFrom="column">
-              <wp:posOffset>2621915</wp:posOffset>
-            </wp:positionH>
-            <wp:positionV relativeFrom="paragraph">
-              <wp:posOffset>24130</wp:posOffset>
-            </wp:positionV>
-            <wp:extent cx="3286125" cy="762000"/>
-            <wp:effectExtent l="0" t="0" r="0" b="0"/>
-            <wp:wrapNone/>
-            <wp:docPr id="2087524792" name="Picture 2"/>
-            <wp:cNvGraphicFramePr>
-              <a:graphicFrameLocks xmlns:a="http://schemas.openxmlformats.org/drawingml/2006/main" noChangeAspect="1"/>
-            </wp:cNvGraphicFramePr>
-            <a:graphic xmlns:a="http://schemas.openxmlformats.org/drawingml/2006/main">
-              <a:graphicData uri="http://schemas.openxmlformats.org/drawingml/2006/picture">
-                <pic:pic xmlns:pic="http://schemas.openxmlformats.org/drawingml/2006/picture">
-                  <pic:nvPicPr>
-                    <pic:cNvPr id="0" name="Picture 1185"/>
-                    <pic:cNvPicPr>
-                      <a:picLocks noChangeAspect="1" noChangeArrowheads="1"/>
-                    </pic:cNvPicPr>
-                  </pic:nvPicPr>
-                  <pic:blipFill>
-                    <a:blip r:embed="rId11">
-                      <a:extLst>
-                        <a:ext uri="{28A0092B-C50C-407E-A947-70E740481C1C}">
-                          <a14:useLocalDpi xmlns:a14="http://schemas.microsoft.com/office/drawing/2010/main" val="0"/>
-                        </a:ext>
-                      </a:extLst>
-                    </a:blip>
-                    <a:srcRect/>
-                    <a:stretch>
-                      <a:fillRect/>
-                    </a:stretch>
-                  </pic:blipFill>
-                  <pic:spPr bwMode="auto">
-                    <a:xfrm>
-                      <a:off x="0" y="0"/>
-                      <a:ext cx="3286125" cy="762000"/>
-                    </a:xfrm>
-                    <a:prstGeom prst="rect">
-                      <a:avLst/>
-                    </a:prstGeom>
-                    <a:noFill/>
-                  </pic:spPr>
-                </pic:pic>
-              </a:graphicData>
-            </a:graphic>
-          </wp:anchor>
-        </w:drawing>
+        <w:t>${penandatangan_jabatan}</w:t>
+      </w:r>
+    </w:p>
+    <w:p>
+      <w:pPr>
+        <w:ind w:left="2880" w:firstLine="720"/>
+      </w:pPr>
+    </w:p>
+    <w:p>
+      <w:pPr>
+        <w:ind w:left="2880" w:firstLine="720"/>
+      </w:pPr>
+    </w:p>
+    <w:p>
+      <w:pPr>
+        <w:ind w:left="2880" w:firstLine="720"/>
+      </w:pPr>
+    </w:p>
+    <w:p>
+      <w:pPr>
+        <w:ind w:left="2880" w:firstLine="720"/>
+        <w:rPr>
+          <w:rFonts w:ascii="Bookman Old Style" w:hAnsi="Bookman Old Style" w:cs="Arial"/>
+          <w:b/>
+        </w:rPr>
+      </w:pPr>
+      <w:r>
+        <w:rPr>
+          <w:rFonts w:ascii="Bookman Old Style" w:hAnsi="Bookman Old Style" w:cs="Arial"/>
+          <w:b/>
+        </w:rPr>
+        <w:t>${penandatangan_nama_lengkap}</w:t>
       </w:r>
     </w:p>
     <w:p>
